--- a/тема_ооп.docx
+++ b/тема_ооп.docx
@@ -17,6 +17,7 @@
         <w:t>Ее задача иная — быть инструментом понимания, платформой для экспериментов и обучения, основой для прототипирования новых идей. Она дает разработчику возможность не просто использовать нейросети, а видеть их внутреннее устройство, чувствовать, как движется ошибка и как меняются веса, понимать математику обратного распространения не как абстрактную формулу, а как живые процессы, происходящие в тысячах маленьких объектов, каждый из которых решает свою маленькую задачу.</w:t>
       </w:r>
     </w:p>
+    <w:p/>
     <w:sectPr>
       <w:pgSz w:w="11906" w:h="16838"/>
       <w:pgMar w:top="1134" w:right="850" w:bottom="1134" w:left="1701" w:header="708" w:footer="708" w:gutter="0"/>
@@ -727,6 +728,7 @@
   <w:style w:type="character" w:default="1" w:styleId="a0">
     <w:name w:val="Default Paragraph Font"/>
     <w:uiPriority w:val="1"/>
+    <w:semiHidden/>
     <w:unhideWhenUsed/>
   </w:style>
   <w:style w:type="table" w:default="1" w:styleId="a1">
